--- a/32UP Upravlinnja projektamy/4/KNT-122_Onyshchenko_Variant-19_PR4.docx
+++ b/32UP Upravlinnja projektamy/4/KNT-122_Onyshchenko_Variant-19_PR4.docx
@@ -639,83 +639,20 @@
     </w:p>
     <w:p>
       <w:pPr>
-        <w:pStyle w:val="H3"/>
-      </w:pPr>
-      <w:r>
-        <w:t>Сценарій</w:t>
-      </w:r>
-    </w:p>
-    <w:p>
-      <w:pPr>
-        <w:pStyle w:val="P"/>
-      </w:pPr>
-    </w:p>
-    <w:p>
-      <w:pPr>
-        <w:pStyle w:val="H2"/>
+        <w:pStyle w:val="P"/>
+      </w:pPr>
+    </w:p>
+    <w:p>
+      <w:pPr>
+        <w:pStyle w:val="IMG"/>
       </w:pPr>
       <w:r>
         <w:lastRenderedPageBreak/>
-        <w:t>3 Мобільні вайрфрейми</w:t>
-      </w:r>
-    </w:p>
-    <w:p>
-      <w:pPr>
-        <w:pStyle w:val="P"/>
-      </w:pPr>
-    </w:p>
-    <w:p>
-      <w:pPr>
-        <w:pStyle w:val="P"/>
-        <w:rPr>
-          <w:lang w:val="en-US"/>
-        </w:rPr>
-      </w:pPr>
-      <w:r>
-        <w:rPr>
-          <w:b/>
-          <w:bCs/>
-        </w:rPr>
-        <w:t>Тема</w:t>
-      </w:r>
-      <w:r>
-        <w:t>: Біблійний читач</w:t>
-      </w:r>
-      <w:r>
-        <w:rPr>
-          <w:lang w:val="en-US"/>
-        </w:rPr>
-        <w:t>.</w:t>
-      </w:r>
-    </w:p>
-    <w:p>
-      <w:pPr>
-        <w:pStyle w:val="P"/>
-      </w:pPr>
-    </w:p>
-    <w:p>
-      <w:pPr>
-        <w:pStyle w:val="H3"/>
-      </w:pPr>
-      <w:r>
-        <w:t>Вайрфрейми</w:t>
-      </w:r>
-    </w:p>
-    <w:p>
-      <w:pPr>
-        <w:pStyle w:val="P"/>
-      </w:pPr>
-    </w:p>
-    <w:p>
-      <w:pPr>
-        <w:pStyle w:val="IMG"/>
-      </w:pPr>
-      <w:r>
         <w:drawing>
-          <wp:inline distT="0" distB="0" distL="0" distR="0" wp14:anchorId="6A115CDB" wp14:editId="0A4EC61A">
-            <wp:extent cx="4051300" cy="6645071"/>
-            <wp:effectExtent l="0" t="0" r="6350" b="3810"/>
-            <wp:docPr id="359390576" name="Рисунок 1" descr="Зображення, що містить текст, знімок екрана, число, Шрифт&#10;&#10;Вміст, створений ШІ, може бути неправильним."/>
+          <wp:inline distT="0" distB="0" distL="0" distR="0" wp14:anchorId="59970D01" wp14:editId="252A9B60">
+            <wp:extent cx="5236132" cy="3886200"/>
+            <wp:effectExtent l="0" t="0" r="3175" b="0"/>
+            <wp:docPr id="291717325" name="Рисунок 1" descr="Зображення, що містить знімок екрана, текст, дизайн&#10;&#10;Вміст, створений ШІ, може бути неправильним."/>
             <wp:cNvGraphicFramePr>
               <a:graphicFrameLocks xmlns:a="http://schemas.openxmlformats.org/drawingml/2006/main" noChangeAspect="1"/>
             </wp:cNvGraphicFramePr>
@@ -723,7 +660,7 @@
               <a:graphicData uri="http://schemas.openxmlformats.org/drawingml/2006/picture">
                 <pic:pic xmlns:pic="http://schemas.openxmlformats.org/drawingml/2006/picture">
                   <pic:nvPicPr>
-                    <pic:cNvPr id="359390576" name="Рисунок 1" descr="Зображення, що містить текст, знімок екрана, число, Шрифт&#10;&#10;Вміст, створений ШІ, може бути неправильним."/>
+                    <pic:cNvPr id="291717325" name="Рисунок 1" descr="Зображення, що містить знімок екрана, текст, дизайн&#10;&#10;Вміст, створений ШІ, може бути неправильним."/>
                     <pic:cNvPicPr/>
                   </pic:nvPicPr>
                   <pic:blipFill>
@@ -735,7 +672,7 @@
                   <pic:spPr>
                     <a:xfrm>
                       <a:off x="0" y="0"/>
-                      <a:ext cx="4062708" cy="6663782"/>
+                      <a:ext cx="5254628" cy="3899928"/>
                     </a:xfrm>
                     <a:prstGeom prst="rect">
                       <a:avLst/>
@@ -753,33 +690,24 @@
         <w:pStyle w:val="IMG"/>
       </w:pPr>
       <w:r>
-        <w:t xml:space="preserve">Рисунок 3.1 </w:t>
-      </w:r>
-      <w:r>
-        <w:t>–</w:t>
-      </w:r>
-      <w:r>
-        <w:t xml:space="preserve"> </w:t>
-      </w:r>
-      <w:r>
-        <w:t>Вікно читача</w:t>
-      </w:r>
-    </w:p>
-    <w:p>
-      <w:pPr>
-        <w:pStyle w:val="P"/>
-      </w:pPr>
-    </w:p>
-    <w:p>
-      <w:pPr>
-        <w:pStyle w:val="P"/>
+        <w:t>Рисунок 2.1 – Головне меню</w:t>
+      </w:r>
+    </w:p>
+    <w:p>
+      <w:pPr>
+        <w:pStyle w:val="IMG"/>
+      </w:pPr>
+    </w:p>
+    <w:p>
+      <w:pPr>
+        <w:pStyle w:val="IMG"/>
       </w:pPr>
       <w:r>
         <w:drawing>
-          <wp:inline distT="0" distB="0" distL="0" distR="0" wp14:anchorId="4CD5792E" wp14:editId="5DDEA3B3">
-            <wp:extent cx="5029902" cy="8078327"/>
-            <wp:effectExtent l="0" t="0" r="0" b="0"/>
-            <wp:docPr id="193585529" name="Рисунок 1" descr="Зображення, що містить текст, знімок екрана, Шрифт, число&#10;&#10;Вміст, створений ШІ, може бути неправильним."/>
+          <wp:inline distT="0" distB="0" distL="0" distR="0" wp14:anchorId="1483F517" wp14:editId="51AC8C63">
+            <wp:extent cx="5257800" cy="3915098"/>
+            <wp:effectExtent l="0" t="0" r="0" b="9525"/>
+            <wp:docPr id="734802078" name="Рисунок 1" descr="Зображення, що містить текст, знімок екрана, число, дизайн&#10;&#10;Вміст, створений ШІ, може бути неправильним."/>
             <wp:cNvGraphicFramePr>
               <a:graphicFrameLocks xmlns:a="http://schemas.openxmlformats.org/drawingml/2006/main" noChangeAspect="1"/>
             </wp:cNvGraphicFramePr>
@@ -787,7 +715,7 @@
               <a:graphicData uri="http://schemas.openxmlformats.org/drawingml/2006/picture">
                 <pic:pic xmlns:pic="http://schemas.openxmlformats.org/drawingml/2006/picture">
                   <pic:nvPicPr>
-                    <pic:cNvPr id="193585529" name="Рисунок 1" descr="Зображення, що містить текст, знімок екрана, Шрифт, число&#10;&#10;Вміст, створений ШІ, може бути неправильним."/>
+                    <pic:cNvPr id="734802078" name="Рисунок 1" descr="Зображення, що містить текст, знімок екрана, число, дизайн&#10;&#10;Вміст, створений ШІ, може бути неправильним."/>
                     <pic:cNvPicPr/>
                   </pic:nvPicPr>
                   <pic:blipFill>
@@ -799,7 +727,7 @@
                   <pic:spPr>
                     <a:xfrm>
                       <a:off x="0" y="0"/>
-                      <a:ext cx="5029902" cy="8078327"/>
+                      <a:ext cx="5281052" cy="3932412"/>
                     </a:xfrm>
                     <a:prstGeom prst="rect">
                       <a:avLst/>
@@ -814,27 +742,27 @@
     </w:p>
     <w:p>
       <w:pPr>
-        <w:pStyle w:val="P"/>
-      </w:pPr>
-      <w:r>
-        <w:t xml:space="preserve">Рисунок 3.2 – Вікно історії </w:t>
-      </w:r>
-    </w:p>
-    <w:p>
-      <w:pPr>
-        <w:pStyle w:val="P"/>
-      </w:pPr>
-    </w:p>
-    <w:p>
-      <w:pPr>
-        <w:pStyle w:val="P"/>
+        <w:pStyle w:val="IMG"/>
+      </w:pPr>
+      <w:r>
+        <w:t>Рисунок 2.2 – Вікно перевірок</w:t>
+      </w:r>
+    </w:p>
+    <w:p>
+      <w:pPr>
+        <w:pStyle w:val="IMG"/>
+      </w:pPr>
+    </w:p>
+    <w:p>
+      <w:pPr>
+        <w:pStyle w:val="IMG"/>
       </w:pPr>
       <w:r>
         <w:drawing>
-          <wp:inline distT="0" distB="0" distL="0" distR="0" wp14:anchorId="42173A9B" wp14:editId="64FC0B4E">
-            <wp:extent cx="4953691" cy="8011643"/>
-            <wp:effectExtent l="0" t="0" r="0" b="8890"/>
-            <wp:docPr id="595150227" name="Рисунок 1" descr="Зображення, що містить текст, знімок екрана, число, Шрифт&#10;&#10;Вміст, створений ШІ, може бути неправильним."/>
+          <wp:inline distT="0" distB="0" distL="0" distR="0" wp14:anchorId="20DC34C9" wp14:editId="13E98938">
+            <wp:extent cx="4975743" cy="3695700"/>
+            <wp:effectExtent l="0" t="0" r="0" b="0"/>
+            <wp:docPr id="964959162" name="Рисунок 1" descr="Зображення, що містить текст, знімок екрана, Прямокутник&#10;&#10;Вміст, створений ШІ, може бути неправильним."/>
             <wp:cNvGraphicFramePr>
               <a:graphicFrameLocks xmlns:a="http://schemas.openxmlformats.org/drawingml/2006/main" noChangeAspect="1"/>
             </wp:cNvGraphicFramePr>
@@ -842,7 +770,7 @@
               <a:graphicData uri="http://schemas.openxmlformats.org/drawingml/2006/picture">
                 <pic:pic xmlns:pic="http://schemas.openxmlformats.org/drawingml/2006/picture">
                   <pic:nvPicPr>
-                    <pic:cNvPr id="595150227" name="Рисунок 1" descr="Зображення, що містить текст, знімок екрана, число, Шрифт&#10;&#10;Вміст, створений ШІ, може бути неправильним."/>
+                    <pic:cNvPr id="964959162" name="Рисунок 1" descr="Зображення, що містить текст, знімок екрана, Прямокутник&#10;&#10;Вміст, створений ШІ, може бути неправильним."/>
                     <pic:cNvPicPr/>
                   </pic:nvPicPr>
                   <pic:blipFill>
@@ -854,7 +782,7 @@
                   <pic:spPr>
                     <a:xfrm>
                       <a:off x="0" y="0"/>
-                      <a:ext cx="4953691" cy="8011643"/>
+                      <a:ext cx="5013889" cy="3724033"/>
                     </a:xfrm>
                     <a:prstGeom prst="rect">
                       <a:avLst/>
@@ -869,36 +797,27 @@
     </w:p>
     <w:p>
       <w:pPr>
-        <w:pStyle w:val="P"/>
-      </w:pPr>
-      <w:r>
-        <w:t>Рисунок 3.3 – Бічна панель</w:t>
-      </w:r>
-    </w:p>
-    <w:p>
-      <w:pPr>
-        <w:pStyle w:val="H3"/>
-      </w:pPr>
-      <w:r>
-        <w:lastRenderedPageBreak/>
-        <w:t>Сценарій</w:t>
-      </w:r>
-    </w:p>
-    <w:p>
-      <w:pPr>
-        <w:pStyle w:val="P"/>
-      </w:pPr>
-    </w:p>
-    <w:p>
-      <w:pPr>
         <w:pStyle w:val="IMG"/>
       </w:pPr>
       <w:r>
+        <w:t>Рисунок 2.3 – Вікно відправлених ягід</w:t>
+      </w:r>
+    </w:p>
+    <w:p>
+      <w:pPr>
+        <w:pStyle w:val="IMG"/>
+      </w:pPr>
+    </w:p>
+    <w:p>
+      <w:pPr>
+        <w:pStyle w:val="IMG"/>
+      </w:pPr>
+      <w:r>
         <w:drawing>
-          <wp:inline distT="0" distB="0" distL="0" distR="0" wp14:anchorId="1CA4DB85" wp14:editId="3E2918E1">
-            <wp:extent cx="5731510" cy="3488690"/>
-            <wp:effectExtent l="0" t="0" r="2540" b="0"/>
-            <wp:docPr id="1325602726" name="Рисунок 2" descr="Зображення, що містить схема, текст, ряд, План&#10;&#10;Вміст, створений ШІ, може бути неправильним."/>
+          <wp:inline distT="0" distB="0" distL="0" distR="0" wp14:anchorId="72E15463" wp14:editId="13A754D5">
+            <wp:extent cx="5080000" cy="3785517"/>
+            <wp:effectExtent l="0" t="0" r="6350" b="5715"/>
+            <wp:docPr id="907733538" name="Рисунок 1" descr="Зображення, що містить текст, знімок екрана, число, дизайн&#10;&#10;Вміст, створений ШІ, може бути неправильним."/>
             <wp:cNvGraphicFramePr>
               <a:graphicFrameLocks xmlns:a="http://schemas.openxmlformats.org/drawingml/2006/main" noChangeAspect="1"/>
             </wp:cNvGraphicFramePr>
@@ -906,13 +825,90 @@
               <a:graphicData uri="http://schemas.openxmlformats.org/drawingml/2006/picture">
                 <pic:pic xmlns:pic="http://schemas.openxmlformats.org/drawingml/2006/picture">
                   <pic:nvPicPr>
-                    <pic:cNvPr id="1325602726" name="Рисунок 2" descr="Зображення, що містить схема, текст, ряд, План&#10;&#10;Вміст, створений ШІ, може бути неправильним."/>
+                    <pic:cNvPr id="907733538" name="Рисунок 1" descr="Зображення, що містить текст, знімок екрана, число, дизайн&#10;&#10;Вміст, створений ШІ, може бути неправильним."/>
+                    <pic:cNvPicPr/>
+                  </pic:nvPicPr>
+                  <pic:blipFill>
+                    <a:blip r:embed="rId9"/>
+                    <a:stretch>
+                      <a:fillRect/>
+                    </a:stretch>
+                  </pic:blipFill>
+                  <pic:spPr>
+                    <a:xfrm>
+                      <a:off x="0" y="0"/>
+                      <a:ext cx="5093384" cy="3795491"/>
+                    </a:xfrm>
+                    <a:prstGeom prst="rect">
+                      <a:avLst/>
+                    </a:prstGeom>
+                  </pic:spPr>
+                </pic:pic>
+              </a:graphicData>
+            </a:graphic>
+          </wp:inline>
+        </w:drawing>
+      </w:r>
+    </w:p>
+    <w:p>
+      <w:pPr>
+        <w:pStyle w:val="IMG"/>
+      </w:pPr>
+      <w:r>
+        <w:t>Рисунок 2.4 – Вікно додавання ягід</w:t>
+      </w:r>
+    </w:p>
+    <w:p>
+      <w:pPr>
+        <w:pStyle w:val="P"/>
+        <w:rPr>
+          <w:lang w:val="en-US"/>
+        </w:rPr>
+      </w:pPr>
+    </w:p>
+    <w:p>
+      <w:pPr>
+        <w:pStyle w:val="H3"/>
+        <w:rPr>
+          <w:lang w:val="en-US"/>
+        </w:rPr>
+      </w:pPr>
+      <w:r>
+        <w:t>Сценарій</w:t>
+      </w:r>
+    </w:p>
+    <w:p>
+      <w:pPr>
+        <w:pStyle w:val="P"/>
+        <w:rPr>
+          <w:lang w:val="en-US"/>
+        </w:rPr>
+      </w:pPr>
+    </w:p>
+    <w:p>
+      <w:pPr>
+        <w:pStyle w:val="IMG"/>
+      </w:pPr>
+      <w:r>
+        <w:drawing>
+          <wp:inline distT="0" distB="0" distL="0" distR="0" wp14:anchorId="3E746CF7" wp14:editId="4813A96B">
+            <wp:extent cx="5731510" cy="4041140"/>
+            <wp:effectExtent l="0" t="0" r="2540" b="0"/>
+            <wp:docPr id="199135732" name="Рисунок 1" descr="Зображення, що містить текст, схема, ряд, знімок екрана&#10;&#10;Вміст, створений ШІ, може бути неправильним."/>
+            <wp:cNvGraphicFramePr>
+              <a:graphicFrameLocks xmlns:a="http://schemas.openxmlformats.org/drawingml/2006/main" noChangeAspect="1"/>
+            </wp:cNvGraphicFramePr>
+            <a:graphic xmlns:a="http://schemas.openxmlformats.org/drawingml/2006/main">
+              <a:graphicData uri="http://schemas.openxmlformats.org/drawingml/2006/picture">
+                <pic:pic xmlns:pic="http://schemas.openxmlformats.org/drawingml/2006/picture">
+                  <pic:nvPicPr>
+                    <pic:cNvPr id="199135732" name="Рисунок 1" descr="Зображення, що містить текст, схема, ряд, знімок екрана&#10;&#10;Вміст, створений ШІ, може бути неправильним."/>
                     <pic:cNvPicPr>
                       <a:picLocks noChangeAspect="1" noChangeArrowheads="1"/>
                     </pic:cNvPicPr>
                   </pic:nvPicPr>
                   <pic:blipFill>
-                    <a:blip r:embed="rId9" cstate="print">
+                    <a:blip r:embed="rId10" cstate="print">
                       <a:extLst>
                         <a:ext uri="{28A0092B-C50C-407E-A947-70E740481C1C}">
                           <a14:useLocalDpi xmlns:a14="http://schemas.microsoft.com/office/drawing/2010/main" val="0"/>
@@ -927,7 +923,7 @@
                   <pic:spPr bwMode="auto">
                     <a:xfrm>
                       <a:off x="0" y="0"/>
-                      <a:ext cx="5731510" cy="3488690"/>
+                      <a:ext cx="5731510" cy="4041140"/>
                     </a:xfrm>
                     <a:prstGeom prst="rect">
                       <a:avLst/>
@@ -949,6 +945,372 @@
         <w:pStyle w:val="IMG"/>
       </w:pPr>
       <w:r>
+        <w:t>Рисунок 2.5 – Сценарій користувача</w:t>
+      </w:r>
+    </w:p>
+    <w:p>
+      <w:pPr>
+        <w:pStyle w:val="P"/>
+      </w:pPr>
+    </w:p>
+    <w:p>
+      <w:pPr>
+        <w:pStyle w:val="H2"/>
+      </w:pPr>
+      <w:r>
+        <w:t>3 Мобільні вайрфрейми</w:t>
+      </w:r>
+    </w:p>
+    <w:p>
+      <w:pPr>
+        <w:pStyle w:val="P"/>
+      </w:pPr>
+    </w:p>
+    <w:p>
+      <w:pPr>
+        <w:pStyle w:val="P"/>
+        <w:rPr>
+          <w:lang w:val="en-US"/>
+        </w:rPr>
+      </w:pPr>
+      <w:r>
+        <w:rPr>
+          <w:b/>
+          <w:bCs/>
+        </w:rPr>
+        <w:t>Тема</w:t>
+      </w:r>
+      <w:r>
+        <w:t>: Біблійний читач</w:t>
+      </w:r>
+      <w:r>
+        <w:rPr>
+          <w:lang w:val="en-US"/>
+        </w:rPr>
+        <w:t>.</w:t>
+      </w:r>
+    </w:p>
+    <w:p>
+      <w:pPr>
+        <w:pStyle w:val="P"/>
+      </w:pPr>
+    </w:p>
+    <w:p>
+      <w:pPr>
+        <w:pStyle w:val="H3"/>
+      </w:pPr>
+      <w:r>
+        <w:t>Вайрфрейми</w:t>
+      </w:r>
+    </w:p>
+    <w:p>
+      <w:pPr>
+        <w:pStyle w:val="P"/>
+      </w:pPr>
+    </w:p>
+    <w:p>
+      <w:pPr>
+        <w:pStyle w:val="IMG"/>
+      </w:pPr>
+      <w:r>
+        <w:lastRenderedPageBreak/>
+        <w:drawing>
+          <wp:inline distT="0" distB="0" distL="0" distR="0" wp14:anchorId="6A115CDB" wp14:editId="3712240B">
+            <wp:extent cx="5156711" cy="8458200"/>
+            <wp:effectExtent l="0" t="0" r="6350" b="0"/>
+            <wp:docPr id="359390576" name="Рисунок 1" descr="Зображення, що містить текст, знімок екрана, число, Шрифт&#10;&#10;Вміст, створений ШІ, може бути неправильним."/>
+            <wp:cNvGraphicFramePr>
+              <a:graphicFrameLocks xmlns:a="http://schemas.openxmlformats.org/drawingml/2006/main" noChangeAspect="1"/>
+            </wp:cNvGraphicFramePr>
+            <a:graphic xmlns:a="http://schemas.openxmlformats.org/drawingml/2006/main">
+              <a:graphicData uri="http://schemas.openxmlformats.org/drawingml/2006/picture">
+                <pic:pic xmlns:pic="http://schemas.openxmlformats.org/drawingml/2006/picture">
+                  <pic:nvPicPr>
+                    <pic:cNvPr id="359390576" name="Рисунок 1" descr="Зображення, що містить текст, знімок екрана, число, Шрифт&#10;&#10;Вміст, створений ШІ, може бути неправильним."/>
+                    <pic:cNvPicPr/>
+                  </pic:nvPicPr>
+                  <pic:blipFill>
+                    <a:blip r:embed="rId11"/>
+                    <a:stretch>
+                      <a:fillRect/>
+                    </a:stretch>
+                  </pic:blipFill>
+                  <pic:spPr>
+                    <a:xfrm>
+                      <a:off x="0" y="0"/>
+                      <a:ext cx="5187406" cy="8508547"/>
+                    </a:xfrm>
+                    <a:prstGeom prst="rect">
+                      <a:avLst/>
+                    </a:prstGeom>
+                  </pic:spPr>
+                </pic:pic>
+              </a:graphicData>
+            </a:graphic>
+          </wp:inline>
+        </w:drawing>
+      </w:r>
+    </w:p>
+    <w:p>
+      <w:pPr>
+        <w:pStyle w:val="IMG"/>
+      </w:pPr>
+      <w:r>
+        <w:t xml:space="preserve">Рисунок 3.1 </w:t>
+      </w:r>
+      <w:r>
+        <w:t>–</w:t>
+      </w:r>
+      <w:r>
+        <w:t xml:space="preserve"> </w:t>
+      </w:r>
+      <w:r>
+        <w:t>Вікно читача</w:t>
+      </w:r>
+    </w:p>
+    <w:p>
+      <w:pPr>
+        <w:pStyle w:val="IMG"/>
+      </w:pPr>
+    </w:p>
+    <w:p>
+      <w:pPr>
+        <w:pStyle w:val="IMG"/>
+      </w:pPr>
+      <w:r>
+        <w:drawing>
+          <wp:inline distT="0" distB="0" distL="0" distR="0" wp14:anchorId="4CD5792E" wp14:editId="6ADD29C7">
+            <wp:extent cx="5022850" cy="8067001"/>
+            <wp:effectExtent l="0" t="0" r="6350" b="0"/>
+            <wp:docPr id="193585529" name="Рисунок 1" descr="Зображення, що містить текст, знімок екрана, Шрифт, число&#10;&#10;Вміст, створений ШІ, може бути неправильним."/>
+            <wp:cNvGraphicFramePr>
+              <a:graphicFrameLocks xmlns:a="http://schemas.openxmlformats.org/drawingml/2006/main" noChangeAspect="1"/>
+            </wp:cNvGraphicFramePr>
+            <a:graphic xmlns:a="http://schemas.openxmlformats.org/drawingml/2006/main">
+              <a:graphicData uri="http://schemas.openxmlformats.org/drawingml/2006/picture">
+                <pic:pic xmlns:pic="http://schemas.openxmlformats.org/drawingml/2006/picture">
+                  <pic:nvPicPr>
+                    <pic:cNvPr id="193585529" name="Рисунок 1" descr="Зображення, що містить текст, знімок екрана, Шрифт, число&#10;&#10;Вміст, створений ШІ, може бути неправильним."/>
+                    <pic:cNvPicPr/>
+                  </pic:nvPicPr>
+                  <pic:blipFill>
+                    <a:blip r:embed="rId12"/>
+                    <a:stretch>
+                      <a:fillRect/>
+                    </a:stretch>
+                  </pic:blipFill>
+                  <pic:spPr>
+                    <a:xfrm>
+                      <a:off x="0" y="0"/>
+                      <a:ext cx="5028261" cy="8075692"/>
+                    </a:xfrm>
+                    <a:prstGeom prst="rect">
+                      <a:avLst/>
+                    </a:prstGeom>
+                  </pic:spPr>
+                </pic:pic>
+              </a:graphicData>
+            </a:graphic>
+          </wp:inline>
+        </w:drawing>
+      </w:r>
+    </w:p>
+    <w:p>
+      <w:pPr>
+        <w:pStyle w:val="IMG"/>
+      </w:pPr>
+      <w:r>
+        <w:t xml:space="preserve">Рисунок 3.2 – Вікно історії </w:t>
+      </w:r>
+    </w:p>
+    <w:p>
+      <w:pPr>
+        <w:pStyle w:val="IMG"/>
+      </w:pPr>
+    </w:p>
+    <w:p>
+      <w:pPr>
+        <w:pStyle w:val="IMG"/>
+      </w:pPr>
+      <w:r>
+        <w:drawing>
+          <wp:inline distT="0" distB="0" distL="0" distR="0" wp14:anchorId="5E8066B6" wp14:editId="2DE592A7">
+            <wp:extent cx="5001908" cy="8153400"/>
+            <wp:effectExtent l="0" t="0" r="8255" b="0"/>
+            <wp:docPr id="1915691122" name="Рисунок 1" descr="Зображення, що містить текст, знімок екрана, число, Шрифт&#10;&#10;Вміст, створений ШІ, може бути неправильним."/>
+            <wp:cNvGraphicFramePr>
+              <a:graphicFrameLocks xmlns:a="http://schemas.openxmlformats.org/drawingml/2006/main" noChangeAspect="1"/>
+            </wp:cNvGraphicFramePr>
+            <a:graphic xmlns:a="http://schemas.openxmlformats.org/drawingml/2006/main">
+              <a:graphicData uri="http://schemas.openxmlformats.org/drawingml/2006/picture">
+                <pic:pic xmlns:pic="http://schemas.openxmlformats.org/drawingml/2006/picture">
+                  <pic:nvPicPr>
+                    <pic:cNvPr id="1915691122" name="Рисунок 1" descr="Зображення, що містить текст, знімок екрана, число, Шрифт&#10;&#10;Вміст, створений ШІ, може бути неправильним."/>
+                    <pic:cNvPicPr/>
+                  </pic:nvPicPr>
+                  <pic:blipFill>
+                    <a:blip r:embed="rId13"/>
+                    <a:stretch>
+                      <a:fillRect/>
+                    </a:stretch>
+                  </pic:blipFill>
+                  <pic:spPr>
+                    <a:xfrm>
+                      <a:off x="0" y="0"/>
+                      <a:ext cx="5004271" cy="8157252"/>
+                    </a:xfrm>
+                    <a:prstGeom prst="rect">
+                      <a:avLst/>
+                    </a:prstGeom>
+                  </pic:spPr>
+                </pic:pic>
+              </a:graphicData>
+            </a:graphic>
+          </wp:inline>
+        </w:drawing>
+      </w:r>
+    </w:p>
+    <w:p>
+      <w:pPr>
+        <w:pStyle w:val="IMG"/>
+      </w:pPr>
+      <w:r>
+        <w:t>Рисунок 3.3 – Бічна панель</w:t>
+      </w:r>
+    </w:p>
+    <w:p>
+      <w:pPr>
+        <w:pStyle w:val="IMG"/>
+      </w:pPr>
+    </w:p>
+    <w:p>
+      <w:pPr>
+        <w:pStyle w:val="IMG"/>
+      </w:pPr>
+      <w:r>
+        <w:drawing>
+          <wp:inline distT="0" distB="0" distL="0" distR="0" wp14:anchorId="2B34F4D7" wp14:editId="5227542C">
+            <wp:extent cx="5020471" cy="8153400"/>
+            <wp:effectExtent l="0" t="0" r="8890" b="0"/>
+            <wp:docPr id="52779434" name="Рисунок 1" descr="Зображення, що містить текст, знімок екрана, число, Шрифт&#10;&#10;Вміст, створений ШІ, може бути неправильним."/>
+            <wp:cNvGraphicFramePr>
+              <a:graphicFrameLocks xmlns:a="http://schemas.openxmlformats.org/drawingml/2006/main" noChangeAspect="1"/>
+            </wp:cNvGraphicFramePr>
+            <a:graphic xmlns:a="http://schemas.openxmlformats.org/drawingml/2006/main">
+              <a:graphicData uri="http://schemas.openxmlformats.org/drawingml/2006/picture">
+                <pic:pic xmlns:pic="http://schemas.openxmlformats.org/drawingml/2006/picture">
+                  <pic:nvPicPr>
+                    <pic:cNvPr id="52779434" name="Рисунок 1" descr="Зображення, що містить текст, знімок екрана, число, Шрифт&#10;&#10;Вміст, створений ШІ, може бути неправильним."/>
+                    <pic:cNvPicPr/>
+                  </pic:nvPicPr>
+                  <pic:blipFill>
+                    <a:blip r:embed="rId14"/>
+                    <a:stretch>
+                      <a:fillRect/>
+                    </a:stretch>
+                  </pic:blipFill>
+                  <pic:spPr>
+                    <a:xfrm>
+                      <a:off x="0" y="0"/>
+                      <a:ext cx="5028853" cy="8167013"/>
+                    </a:xfrm>
+                    <a:prstGeom prst="rect">
+                      <a:avLst/>
+                    </a:prstGeom>
+                  </pic:spPr>
+                </pic:pic>
+              </a:graphicData>
+            </a:graphic>
+          </wp:inline>
+        </w:drawing>
+      </w:r>
+    </w:p>
+    <w:p>
+      <w:pPr>
+        <w:pStyle w:val="IMG"/>
+      </w:pPr>
+      <w:r>
+        <w:t>Рисунок 3.4 – Форма налаштувань</w:t>
+      </w:r>
+    </w:p>
+    <w:p>
+      <w:pPr>
+        <w:pStyle w:val="P"/>
+      </w:pPr>
+    </w:p>
+    <w:p>
+      <w:pPr>
+        <w:pStyle w:val="H3"/>
+      </w:pPr>
+      <w:r>
+        <w:t>Сценарій</w:t>
+      </w:r>
+    </w:p>
+    <w:p>
+      <w:pPr>
+        <w:pStyle w:val="P"/>
+      </w:pPr>
+    </w:p>
+    <w:p>
+      <w:pPr>
+        <w:pStyle w:val="IMG"/>
+      </w:pPr>
+      <w:r>
+        <w:drawing>
+          <wp:inline distT="0" distB="0" distL="0" distR="0" wp14:anchorId="04E5CD2C" wp14:editId="7C8EC9F7">
+            <wp:extent cx="5637551" cy="7581900"/>
+            <wp:effectExtent l="0" t="0" r="1270" b="0"/>
+            <wp:docPr id="1618730767" name="Рисунок 2" descr="Зображення, що містить текст, схема, ряд, дизайн&#10;&#10;Вміст, створений ШІ, може бути неправильним."/>
+            <wp:cNvGraphicFramePr>
+              <a:graphicFrameLocks xmlns:a="http://schemas.openxmlformats.org/drawingml/2006/main" noChangeAspect="1"/>
+            </wp:cNvGraphicFramePr>
+            <a:graphic xmlns:a="http://schemas.openxmlformats.org/drawingml/2006/main">
+              <a:graphicData uri="http://schemas.openxmlformats.org/drawingml/2006/picture">
+                <pic:pic xmlns:pic="http://schemas.openxmlformats.org/drawingml/2006/picture">
+                  <pic:nvPicPr>
+                    <pic:cNvPr id="1618730767" name="Рисунок 2" descr="Зображення, що містить текст, схема, ряд, дизайн&#10;&#10;Вміст, створений ШІ, може бути неправильним."/>
+                    <pic:cNvPicPr>
+                      <a:picLocks noChangeAspect="1" noChangeArrowheads="1"/>
+                    </pic:cNvPicPr>
+                  </pic:nvPicPr>
+                  <pic:blipFill>
+                    <a:blip r:embed="rId15">
+                      <a:extLst>
+                        <a:ext uri="{28A0092B-C50C-407E-A947-70E740481C1C}">
+                          <a14:useLocalDpi xmlns:a14="http://schemas.microsoft.com/office/drawing/2010/main" val="0"/>
+                        </a:ext>
+                      </a:extLst>
+                    </a:blip>
+                    <a:srcRect/>
+                    <a:stretch>
+                      <a:fillRect/>
+                    </a:stretch>
+                  </pic:blipFill>
+                  <pic:spPr bwMode="auto">
+                    <a:xfrm>
+                      <a:off x="0" y="0"/>
+                      <a:ext cx="5639478" cy="7584492"/>
+                    </a:xfrm>
+                    <a:prstGeom prst="rect">
+                      <a:avLst/>
+                    </a:prstGeom>
+                    <a:noFill/>
+                    <a:ln>
+                      <a:noFill/>
+                    </a:ln>
+                  </pic:spPr>
+                </pic:pic>
+              </a:graphicData>
+            </a:graphic>
+          </wp:inline>
+        </w:drawing>
+      </w:r>
+    </w:p>
+    <w:p>
+      <w:pPr>
+        <w:pStyle w:val="IMG"/>
+      </w:pPr>
+      <w:r>
         <w:t xml:space="preserve">Рисунок 3.1 – Сценарій </w:t>
       </w:r>
     </w:p>
@@ -975,6 +1337,85 @@
     </w:p>
     <w:p>
       <w:pPr>
+        <w:pStyle w:val="P"/>
+      </w:pPr>
+    </w:p>
+    <w:p>
+      <w:pPr>
+        <w:pStyle w:val="P"/>
+        <w:rPr>
+          <w:lang w:val="en-US"/>
+        </w:rPr>
+      </w:pPr>
+      <w:r>
+        <w:t xml:space="preserve">Вайрфрейм є приблизним </w:t>
+      </w:r>
+      <w:r>
+        <w:t xml:space="preserve">шаблоном </w:t>
+      </w:r>
+      <w:r>
+        <w:t>структури інтерфейсу</w:t>
+      </w:r>
+      <w:r>
+        <w:t>, він показує який вміст буде і де він буде на сторінці, часто без заповнення і кольорів.</w:t>
+      </w:r>
+    </w:p>
+    <w:p>
+      <w:pPr>
+        <w:pStyle w:val="P"/>
+      </w:pPr>
+      <w:r>
+        <w:t>Вайрфрейми можуть бути корисними аби узгодити бачення застосунку між зацікавленими особами.</w:t>
+      </w:r>
+    </w:p>
+    <w:p>
+      <w:pPr>
+        <w:pStyle w:val="P"/>
+        <w:rPr>
+          <w:rStyle w:val="a4"/>
+        </w:rPr>
+      </w:pPr>
+      <w:r>
+        <w:t xml:space="preserve">Джерело: </w:t>
+      </w:r>
+      <w:r>
+        <w:fldChar w:fldCharType="begin"/>
+      </w:r>
+      <w:r>
+        <w:instrText>HYPERLINK "https://miro.com/wireframe/what-is-a-wireframe/"</w:instrText>
+      </w:r>
+      <w:r>
+        <w:fldChar w:fldCharType="separate"/>
+      </w:r>
+      <w:r>
+        <w:rPr>
+          <w:rStyle w:val="a4"/>
+        </w:rPr>
+        <w:t>What is a Wireframe &amp; Its Role in the Design Proces</w:t>
+      </w:r>
+      <w:r>
+        <w:rPr>
+          <w:rStyle w:val="a4"/>
+        </w:rPr>
+        <w:t>s</w:t>
+      </w:r>
+      <w:r>
+        <w:rPr>
+          <w:rStyle w:val="a4"/>
+        </w:rPr>
+        <w:t xml:space="preserve"> | Miro</w:t>
+      </w:r>
+    </w:p>
+    <w:p>
+      <w:pPr>
+        <w:pStyle w:val="P"/>
+      </w:pPr>
+      <w:r>
+        <w:fldChar w:fldCharType="end"/>
+      </w:r>
+    </w:p>
+    <w:p>
+      <w:pPr>
         <w:pStyle w:val="H2"/>
       </w:pPr>
       <w:r>
@@ -983,7 +1424,82 @@
     </w:p>
     <w:p>
       <w:pPr>
+        <w:pStyle w:val="P"/>
+      </w:pPr>
+    </w:p>
+    <w:p>
+      <w:pPr>
+        <w:pStyle w:val="P"/>
+      </w:pPr>
+      <w:r>
+        <w:t>Мокап є інтерактивним і деталізованим прототипом інтерфейсу, їх можна створити як розвиток вайрфреймів після узгодження.</w:t>
+      </w:r>
+    </w:p>
+    <w:p>
+      <w:pPr>
+        <w:pStyle w:val="P"/>
+        <w:rPr>
+          <w:rStyle w:val="a4"/>
+        </w:rPr>
+      </w:pPr>
+      <w:r>
+        <w:t xml:space="preserve">Джерело: </w:t>
+      </w:r>
+      <w:r>
+        <w:fldChar w:fldCharType="begin"/>
+      </w:r>
+      <w:r>
+        <w:instrText>HYPERLINK "https://miro.com/wireframe/what-is-a-wireframe/" \l "wireframe-vs.-mockup:-what%E2%80%99s-the-difference?:~:text=.-,Wireframe%20vs.%20mockup%3A%20What%E2%80%99s%20the%20difference%3F,-Wireframes%20and%20mockups"</w:instrText>
+      </w:r>
+      <w:r>
+        <w:fldChar w:fldCharType="separate"/>
+      </w:r>
+      <w:r>
+        <w:rPr>
+          <w:rStyle w:val="a4"/>
+        </w:rPr>
+        <w:t>Wireframe vs. mockup: What’s the difference?</w:t>
+      </w:r>
+      <w:r>
+        <w:rPr>
+          <w:rStyle w:val="a4"/>
+          <w:lang w:val="en-US"/>
+        </w:rPr>
+        <w:t xml:space="preserve"> / </w:t>
+      </w:r>
+      <w:r>
+        <w:rPr>
+          <w:rStyle w:val="a4"/>
+        </w:rPr>
+        <w:t>What is a Wireframe &amp; Its Role in the Design Process | M</w:t>
+      </w:r>
+      <w:r>
+        <w:rPr>
+          <w:rStyle w:val="a4"/>
+        </w:rPr>
+        <w:t>i</w:t>
+      </w:r>
+      <w:r>
+        <w:rPr>
+          <w:rStyle w:val="a4"/>
+        </w:rPr>
+        <w:t>ro</w:t>
+      </w:r>
+    </w:p>
+    <w:p>
+      <w:pPr>
+        <w:pStyle w:val="P"/>
+      </w:pPr>
+      <w:r>
+        <w:fldChar w:fldCharType="end"/>
+      </w:r>
+    </w:p>
+    <w:p>
+      <w:pPr>
         <w:pStyle w:val="H2"/>
+        <w:rPr>
+          <w:lang w:val="en-US"/>
+        </w:rPr>
       </w:pPr>
       <w:r>
         <w:t>Які елементи використовуються для побудови вайрфреймів?</w:t>
@@ -991,6 +1507,42 @@
     </w:p>
     <w:p>
       <w:pPr>
+        <w:pStyle w:val="P"/>
+        <w:rPr>
+          <w:lang w:val="en-US"/>
+        </w:rPr>
+      </w:pPr>
+    </w:p>
+    <w:p>
+      <w:pPr>
+        <w:pStyle w:val="P"/>
+      </w:pPr>
+      <w:r>
+        <w:t>В</w:t>
+      </w:r>
+      <w:r>
+        <w:t>айрфрейм</w:t>
+      </w:r>
+      <w:r>
+        <w:t xml:space="preserve">и можуть використовувати </w:t>
+      </w:r>
+      <w:r>
+        <w:t>блоки, текст, іконки</w:t>
+      </w:r>
+      <w:r>
+        <w:t>. Може бути без кольорів і без справжнього тексту.</w:t>
+      </w:r>
+    </w:p>
+    <w:p>
+      <w:pPr>
+        <w:pStyle w:val="P"/>
+        <w:rPr>
+          <w:lang w:val="en-US"/>
+        </w:rPr>
+      </w:pPr>
+    </w:p>
+    <w:p>
+      <w:pPr>
         <w:pStyle w:val="H2"/>
       </w:pPr>
       <w:r>
@@ -999,11 +1551,166 @@
     </w:p>
     <w:p>
       <w:pPr>
+        <w:pStyle w:val="P"/>
+      </w:pPr>
+    </w:p>
+    <w:p>
+      <w:pPr>
+        <w:pStyle w:val="P"/>
+      </w:pPr>
+      <w:r>
+        <w:t xml:space="preserve">Веб засіб побудови вайрфреймів </w:t>
+      </w:r>
+      <w:r>
+        <w:t>wireframe.cc</w:t>
+      </w:r>
+      <w:r>
+        <w:t xml:space="preserve"> дозволяє:</w:t>
+      </w:r>
+    </w:p>
+    <w:p>
+      <w:pPr>
+        <w:pStyle w:val="P"/>
+        <w:numPr>
+          <w:ilvl w:val="0"/>
+          <w:numId w:val="9"/>
+        </w:numPr>
+      </w:pPr>
+      <w:r>
+        <w:t>Змінювати тип екрану: монітор, телефон, планшет;</w:t>
+      </w:r>
+    </w:p>
+    <w:p>
+      <w:pPr>
+        <w:pStyle w:val="P"/>
+        <w:numPr>
+          <w:ilvl w:val="0"/>
+          <w:numId w:val="9"/>
+        </w:numPr>
+      </w:pPr>
+      <w:r>
+        <w:lastRenderedPageBreak/>
+        <w:t>Показувати сітку і вирівнювати елементи за нею;</w:t>
+      </w:r>
+    </w:p>
+    <w:p>
+      <w:pPr>
+        <w:pStyle w:val="P"/>
+        <w:numPr>
+          <w:ilvl w:val="0"/>
+          <w:numId w:val="9"/>
+        </w:numPr>
+      </w:pPr>
+      <w:r>
+        <w:t>Додавати різні елементи: кнопки, іконки, текст</w:t>
+      </w:r>
+    </w:p>
+    <w:p>
+      <w:pPr>
+        <w:pStyle w:val="P"/>
+        <w:numPr>
+          <w:ilvl w:val="0"/>
+          <w:numId w:val="9"/>
+        </w:numPr>
+      </w:pPr>
+      <w:r>
+        <w:t>Перевертати екран: змінювати орієнтацію на горизонтальну і вертикальну;</w:t>
+      </w:r>
+    </w:p>
+    <w:p>
+      <w:pPr>
+        <w:pStyle w:val="P"/>
+        <w:numPr>
+          <w:ilvl w:val="0"/>
+          <w:numId w:val="9"/>
+        </w:numPr>
+      </w:pPr>
+      <w:r>
+        <w:t>Скасовувати попередні дії;</w:t>
+      </w:r>
+    </w:p>
+    <w:p>
+      <w:pPr>
+        <w:pStyle w:val="P"/>
+        <w:numPr>
+          <w:ilvl w:val="0"/>
+          <w:numId w:val="9"/>
+        </w:numPr>
+      </w:pPr>
+      <w:r>
+        <w:t>Бачити ширину, довжину елементів.</w:t>
+      </w:r>
+    </w:p>
+    <w:p>
+      <w:pPr>
+        <w:pStyle w:val="P"/>
+      </w:pPr>
+    </w:p>
+    <w:p>
+      <w:pPr>
         <w:pStyle w:val="H2"/>
       </w:pPr>
       <w:r>
         <w:t>Що таке користувацькі сценарії? Для чого вони використовуються і як будуються?</w:t>
       </w:r>
+    </w:p>
+    <w:p>
+      <w:pPr>
+        <w:pStyle w:val="P"/>
+      </w:pPr>
+    </w:p>
+    <w:p>
+      <w:pPr>
+        <w:pStyle w:val="P"/>
+      </w:pPr>
+      <w:r>
+        <w:t>Користувацький сценарій є способом взаємодії з вайрфреймами; він створюється як блок-схема і вказує на вайрфрейм, який буде активований після певної дії</w:t>
+      </w:r>
+      <w:r>
+        <w:t xml:space="preserve">. </w:t>
+      </w:r>
+    </w:p>
+    <w:p>
+      <w:pPr>
+        <w:pStyle w:val="P"/>
+        <w:rPr>
+          <w:lang w:val="en-US"/>
+        </w:rPr>
+      </w:pPr>
+      <w:r>
+        <w:t>Користувацький сценарій корисний для розуміння взаємодії</w:t>
+      </w:r>
+      <w:r>
+        <w:t>,</w:t>
+      </w:r>
+      <w:r>
+        <w:t xml:space="preserve"> яку інтерфейс надає.</w:t>
+      </w:r>
+    </w:p>
+    <w:p>
+      <w:r>
+        <w:t xml:space="preserve">Джерело: </w:t>
+      </w:r>
+      <w:hyperlink r:id="rId16" w:anchor="user-flow:~:text=What%20is%20wireframing%20in%20UX%3F" w:history="1">
+        <w:r>
+          <w:rPr>
+            <w:rStyle w:val="a4"/>
+          </w:rPr>
+          <w:t>What is wireframing in UX?</w:t>
+        </w:r>
+        <w:r>
+          <w:rPr>
+            <w:rStyle w:val="a4"/>
+          </w:rPr>
+          <w:t xml:space="preserve"> </w:t>
+        </w:r>
+        <w:r>
+          <w:rPr>
+            <w:rStyle w:val="a4"/>
+          </w:rPr>
+          <w:t>/ What is a Wireframe &amp; Its Role in the Design Process | Miro</w:t>
+        </w:r>
+      </w:hyperlink>
     </w:p>
     <w:sectPr>
       <w:pgSz w:w="11906" w:h="16838"/>
@@ -1018,6 +1725,118 @@
 <file path=word/numbering.xml><?xml version="1.0" encoding="utf-8"?>
 <w:numbering xmlns:wpc="http://schemas.microsoft.com/office/word/2010/wordprocessingCanvas" xmlns:cx="http://schemas.microsoft.com/office/drawing/2014/chartex" xmlns:cx1="http://schemas.microsoft.com/office/drawing/2015/9/8/chartex" xmlns:cx2="http://schemas.microsoft.com/office/drawing/2015/10/21/chartex" xmlns:cx3="http://schemas.microsoft.com/office/drawing/2016/5/9/chartex" xmlns:cx4="http://schemas.microsoft.com/office/drawing/2016/5/10/chartex" xmlns:cx5="http://schemas.microsoft.com/office/drawing/2016/5/11/chartex" xmlns:cx6="http://schemas.microsoft.com/office/drawing/2016/5/12/chartex" xmlns:cx7="http://schemas.microsoft.com/office/drawing/2016/5/13/chartex" xmlns:cx8="http://schemas.microsoft.com/office/drawing/2016/5/14/chartex" xmlns:mc="http://schemas.openxmlformats.org/markup-compatibility/2006" xmlns:aink="http://schemas.microsoft.com/office/drawing/2016/ink" xmlns:am3d="http://schemas.microsoft.com/office/drawing/2017/model3d" xmlns:o="urn:schemas-microsoft-com:office:office" xmlns:oel="http://schemas.microsoft.com/office/2019/extlst" xmlns:r="http://schemas.openxmlformats.org/officeDocument/2006/relationships" xmlns:m="http://schemas.openxmlformats.org/officeDocument/2006/math" xmlns:v="urn:schemas-microsoft-com:vml" xmlns:wp14="http://schemas.microsoft.com/office/word/2010/wordprocessingDrawing" xmlns:wp="http://schemas.openxmlformats.org/drawingml/2006/wordprocessingDrawing" xmlns:w10="urn:schemas-microsoft-com:office:word" xmlns:w="http://schemas.openxmlformats.org/wordprocessingml/2006/main" xmlns:w14="http://schemas.microsoft.com/office/word/2010/wordml" xmlns:w15="http://schemas.microsoft.com/office/word/2012/wordml" xmlns:w16cex="http://schemas.microsoft.com/office/word/2018/wordml/cex" xmlns:w16cid="http://schemas.microsoft.com/office/word/2016/wordml/cid" xmlns:w16="http://schemas.microsoft.com/office/word/2018/wordml" xmlns:w16du="http://schemas.microsoft.com/office/word/2023/wordml/word16du" xmlns:w16sdtdh="http://schemas.microsoft.com/office/word/2020/wordml/sdtdatahash" xmlns:w16sdtfl="http://schemas.microsoft.com/office/word/2024/wordml/sdtformatlock" xmlns:w16se="http://schemas.microsoft.com/office/word/2015/wordml/symex" xmlns:wpg="http://schemas.microsoft.com/office/word/2010/wordprocessingGroup" xmlns:wpi="http://schemas.microsoft.com/office/word/2010/wordprocessingInk" xmlns:wne="http://schemas.microsoft.com/office/word/2006/wordml" xmlns:wps="http://schemas.microsoft.com/office/word/2010/wordprocessingShape" mc:Ignorable="w14 w15 w16se w16cid w16 w16cex w16sdtdh w16sdtfl w16du wp14">
   <w:abstractNum w:abstractNumId="0" w15:restartNumberingAfterBreak="0">
+    <w:nsid w:val="06AE7E50"/>
+    <w:multiLevelType w:val="hybridMultilevel"/>
+    <w:tmpl w:val="EEC0F0BA"/>
+    <w:lvl w:ilvl="0" w:tplc="477E0D70">
+      <w:numFmt w:val="bullet"/>
+      <w:lvlText w:val="-"/>
+      <w:lvlJc w:val="left"/>
+      <w:pPr>
+        <w:ind w:left="1211" w:hanging="360"/>
+      </w:pPr>
+      <w:rPr>
+        <w:rFonts w:ascii="Times New Roman" w:eastAsia="Times New Roman" w:hAnsi="Times New Roman" w:cs="Times New Roman" w:hint="default"/>
+      </w:rPr>
+    </w:lvl>
+    <w:lvl w:ilvl="1" w:tplc="04220003" w:tentative="1">
+      <w:start w:val="1"/>
+      <w:numFmt w:val="bullet"/>
+      <w:lvlText w:val="o"/>
+      <w:lvlJc w:val="left"/>
+      <w:pPr>
+        <w:ind w:left="1931" w:hanging="360"/>
+      </w:pPr>
+      <w:rPr>
+        <w:rFonts w:ascii="Courier New" w:hAnsi="Courier New" w:cs="Courier New" w:hint="default"/>
+      </w:rPr>
+    </w:lvl>
+    <w:lvl w:ilvl="2" w:tplc="04220005" w:tentative="1">
+      <w:start w:val="1"/>
+      <w:numFmt w:val="bullet"/>
+      <w:lvlText w:val=""/>
+      <w:lvlJc w:val="left"/>
+      <w:pPr>
+        <w:ind w:left="2651" w:hanging="360"/>
+      </w:pPr>
+      <w:rPr>
+        <w:rFonts w:ascii="Wingdings" w:hAnsi="Wingdings" w:hint="default"/>
+      </w:rPr>
+    </w:lvl>
+    <w:lvl w:ilvl="3" w:tplc="04220001" w:tentative="1">
+      <w:start w:val="1"/>
+      <w:numFmt w:val="bullet"/>
+      <w:lvlText w:val=""/>
+      <w:lvlJc w:val="left"/>
+      <w:pPr>
+        <w:ind w:left="3371" w:hanging="360"/>
+      </w:pPr>
+      <w:rPr>
+        <w:rFonts w:ascii="Symbol" w:hAnsi="Symbol" w:hint="default"/>
+      </w:rPr>
+    </w:lvl>
+    <w:lvl w:ilvl="4" w:tplc="04220003" w:tentative="1">
+      <w:start w:val="1"/>
+      <w:numFmt w:val="bullet"/>
+      <w:lvlText w:val="o"/>
+      <w:lvlJc w:val="left"/>
+      <w:pPr>
+        <w:ind w:left="4091" w:hanging="360"/>
+      </w:pPr>
+      <w:rPr>
+        <w:rFonts w:ascii="Courier New" w:hAnsi="Courier New" w:cs="Courier New" w:hint="default"/>
+      </w:rPr>
+    </w:lvl>
+    <w:lvl w:ilvl="5" w:tplc="04220005" w:tentative="1">
+      <w:start w:val="1"/>
+      <w:numFmt w:val="bullet"/>
+      <w:lvlText w:val=""/>
+      <w:lvlJc w:val="left"/>
+      <w:pPr>
+        <w:ind w:left="4811" w:hanging="360"/>
+      </w:pPr>
+      <w:rPr>
+        <w:rFonts w:ascii="Wingdings" w:hAnsi="Wingdings" w:hint="default"/>
+      </w:rPr>
+    </w:lvl>
+    <w:lvl w:ilvl="6" w:tplc="04220001" w:tentative="1">
+      <w:start w:val="1"/>
+      <w:numFmt w:val="bullet"/>
+      <w:lvlText w:val=""/>
+      <w:lvlJc w:val="left"/>
+      <w:pPr>
+        <w:ind w:left="5531" w:hanging="360"/>
+      </w:pPr>
+      <w:rPr>
+        <w:rFonts w:ascii="Symbol" w:hAnsi="Symbol" w:hint="default"/>
+      </w:rPr>
+    </w:lvl>
+    <w:lvl w:ilvl="7" w:tplc="04220003" w:tentative="1">
+      <w:start w:val="1"/>
+      <w:numFmt w:val="bullet"/>
+      <w:lvlText w:val="o"/>
+      <w:lvlJc w:val="left"/>
+      <w:pPr>
+        <w:ind w:left="6251" w:hanging="360"/>
+      </w:pPr>
+      <w:rPr>
+        <w:rFonts w:ascii="Courier New" w:hAnsi="Courier New" w:cs="Courier New" w:hint="default"/>
+      </w:rPr>
+    </w:lvl>
+    <w:lvl w:ilvl="8" w:tplc="04220005" w:tentative="1">
+      <w:start w:val="1"/>
+      <w:numFmt w:val="bullet"/>
+      <w:lvlText w:val=""/>
+      <w:lvlJc w:val="left"/>
+      <w:pPr>
+        <w:ind w:left="6971" w:hanging="360"/>
+      </w:pPr>
+      <w:rPr>
+        <w:rFonts w:ascii="Wingdings" w:hAnsi="Wingdings" w:hint="default"/>
+      </w:rPr>
+    </w:lvl>
+  </w:abstractNum>
+  <w:abstractNum w:abstractNumId="1" w15:restartNumberingAfterBreak="0">
     <w:nsid w:val="1C797822"/>
     <w:multiLevelType w:val="hybridMultilevel"/>
     <w:tmpl w:val="F5C4EAB8"/>
@@ -1106,7 +1925,7 @@
       </w:pPr>
     </w:lvl>
   </w:abstractNum>
-  <w:abstractNum w:abstractNumId="1" w15:restartNumberingAfterBreak="0">
+  <w:abstractNum w:abstractNumId="2" w15:restartNumberingAfterBreak="0">
     <w:nsid w:val="297C4081"/>
     <w:multiLevelType w:val="hybridMultilevel"/>
     <w:tmpl w:val="3F1C841C"/>
@@ -1195,7 +2014,7 @@
       </w:pPr>
     </w:lvl>
   </w:abstractNum>
-  <w:abstractNum w:abstractNumId="2" w15:restartNumberingAfterBreak="0">
+  <w:abstractNum w:abstractNumId="3" w15:restartNumberingAfterBreak="0">
     <w:nsid w:val="38EB586A"/>
     <w:multiLevelType w:val="hybridMultilevel"/>
     <w:tmpl w:val="6D06EB12"/>
@@ -1284,7 +2103,7 @@
       </w:pPr>
     </w:lvl>
   </w:abstractNum>
-  <w:abstractNum w:abstractNumId="3" w15:restartNumberingAfterBreak="0">
+  <w:abstractNum w:abstractNumId="4" w15:restartNumberingAfterBreak="0">
     <w:nsid w:val="47990B94"/>
     <w:multiLevelType w:val="hybridMultilevel"/>
     <w:tmpl w:val="AA2499B8"/>
@@ -1397,7 +2216,7 @@
       </w:rPr>
     </w:lvl>
   </w:abstractNum>
-  <w:abstractNum w:abstractNumId="4" w15:restartNumberingAfterBreak="0">
+  <w:abstractNum w:abstractNumId="5" w15:restartNumberingAfterBreak="0">
     <w:nsid w:val="48EC40D5"/>
     <w:multiLevelType w:val="hybridMultilevel"/>
     <w:tmpl w:val="A5867A56"/>
@@ -1486,7 +2305,7 @@
       </w:pPr>
     </w:lvl>
   </w:abstractNum>
-  <w:abstractNum w:abstractNumId="5" w15:restartNumberingAfterBreak="0">
+  <w:abstractNum w:abstractNumId="6" w15:restartNumberingAfterBreak="0">
     <w:nsid w:val="59E57769"/>
     <w:multiLevelType w:val="hybridMultilevel"/>
     <w:tmpl w:val="F91648CA"/>
@@ -1575,7 +2394,7 @@
       </w:pPr>
     </w:lvl>
   </w:abstractNum>
-  <w:abstractNum w:abstractNumId="6" w15:restartNumberingAfterBreak="0">
+  <w:abstractNum w:abstractNumId="7" w15:restartNumberingAfterBreak="0">
     <w:nsid w:val="748903EC"/>
     <w:multiLevelType w:val="hybridMultilevel"/>
     <w:tmpl w:val="33A80580"/>
@@ -1664,7 +2483,7 @@
       </w:pPr>
     </w:lvl>
   </w:abstractNum>
-  <w:abstractNum w:abstractNumId="7" w15:restartNumberingAfterBreak="0">
+  <w:abstractNum w:abstractNumId="8" w15:restartNumberingAfterBreak="0">
     <w:nsid w:val="795D4379"/>
     <w:multiLevelType w:val="hybridMultilevel"/>
     <w:tmpl w:val="C21A163C"/>
@@ -1777,27 +2596,30 @@
     </w:lvl>
   </w:abstractNum>
   <w:num w:numId="1" w16cid:durableId="1471048762">
+    <w:abstractNumId w:val="8"/>
+  </w:num>
+  <w:num w:numId="2" w16cid:durableId="2123066900">
+    <w:abstractNumId w:val="2"/>
+  </w:num>
+  <w:num w:numId="3" w16cid:durableId="343481994">
     <w:abstractNumId w:val="7"/>
   </w:num>
-  <w:num w:numId="2" w16cid:durableId="2123066900">
+  <w:num w:numId="4" w16cid:durableId="730664261">
+    <w:abstractNumId w:val="5"/>
+  </w:num>
+  <w:num w:numId="5" w16cid:durableId="437212661">
+    <w:abstractNumId w:val="3"/>
+  </w:num>
+  <w:num w:numId="6" w16cid:durableId="24135333">
+    <w:abstractNumId w:val="6"/>
+  </w:num>
+  <w:num w:numId="7" w16cid:durableId="599875793">
+    <w:abstractNumId w:val="4"/>
+  </w:num>
+  <w:num w:numId="8" w16cid:durableId="1837647382">
     <w:abstractNumId w:val="1"/>
   </w:num>
-  <w:num w:numId="3" w16cid:durableId="343481994">
-    <w:abstractNumId w:val="6"/>
-  </w:num>
-  <w:num w:numId="4" w16cid:durableId="730664261">
-    <w:abstractNumId w:val="4"/>
-  </w:num>
-  <w:num w:numId="5" w16cid:durableId="437212661">
-    <w:abstractNumId w:val="2"/>
-  </w:num>
-  <w:num w:numId="6" w16cid:durableId="24135333">
-    <w:abstractNumId w:val="5"/>
-  </w:num>
-  <w:num w:numId="7" w16cid:durableId="599875793">
-    <w:abstractNumId w:val="3"/>
-  </w:num>
-  <w:num w:numId="8" w16cid:durableId="1837647382">
+  <w:num w:numId="9" w16cid:durableId="1053768888">
     <w:abstractNumId w:val="0"/>
   </w:num>
 </w:numbering>
@@ -2273,7 +3095,6 @@
   <w:style w:type="character" w:default="1" w:styleId="a0">
     <w:name w:val="Default Paragraph Font"/>
     <w:uiPriority w:val="1"/>
-    <w:semiHidden/>
     <w:unhideWhenUsed/>
   </w:style>
   <w:style w:type="table" w:default="1" w:styleId="a1">
